--- a/resources/exemple/contenus/Fiches techniques des matériels.docx
+++ b/resources/exemple/contenus/Fiches techniques des matériels.docx
@@ -424,6 +424,7 @@
                 <w14:ligatures w14:val="none"/>
               </w:rPr>
             </w:pPr>
+            <w:proofErr w:type="spellStart"/>
             <w:r>
               <w:rPr>
                 <w:rFonts w:ascii="Calibri" w:eastAsia="Calibri" w:hAnsi="Calibri" w:cs="Times New Roman"/>
@@ -433,6 +434,7 @@
               </w:rPr>
               <w:t>Metalogalva</w:t>
             </w:r>
+            <w:proofErr w:type="spellEnd"/>
           </w:p>
         </w:tc>
         <w:tc>
@@ -760,38 +762,7 @@
     <w:p>
       <w:pPr>
         <w:spacing w:after="200" w:line="276" w:lineRule="auto"/>
-        <w:rPr>
-          <w:rFonts w:ascii="Cambria" w:eastAsia="Times New Roman" w:hAnsi="Cambria" w:cs="Times New Roman"/>
-          <w:color w:val="365F91"/>
-          <w:kern w:val="0"/>
-          <w:sz w:val="26"/>
-          <w:szCs w:val="26"/>
-          <w14:ligatures w14:val="none"/>
-        </w:rPr>
       </w:pPr>
-    </w:p>
-    <w:p>
-      <w:pPr>
-        <w:spacing w:after="200" w:line="276" w:lineRule="auto"/>
-        <w:rPr>
-          <w:rFonts w:ascii="Cambria" w:eastAsia="Times New Roman" w:hAnsi="Cambria" w:cs="Times New Roman"/>
-          <w:color w:val="365F91"/>
-          <w:kern w:val="0"/>
-          <w:sz w:val="26"/>
-          <w:szCs w:val="26"/>
-          <w14:ligatures w14:val="none"/>
-        </w:rPr>
-      </w:pPr>
-      <w:r>
-        <w:rPr>
-          <w:rFonts w:ascii="Calibri" w:eastAsia="Calibri" w:hAnsi="Calibri" w:cs="Times New Roman"/>
-          <w:kern w:val="0"/>
-          <w14:ligatures w14:val="none"/>
-        </w:rPr>
-        <w:br w:type="page"/>
-      </w:r>
-    </w:p>
-    <w:p>
       <w:bookmarkStart w:id="0" w:name="_GoBack"/>
       <w:bookmarkEnd w:id="0"/>
     </w:p>
@@ -1524,4 +1495,16 @@
     </a:ext>
   </a:extLst>
 </a:theme>
+</file>
+
+<file path=customXml/item1.xml><?xml version="1.0" encoding="utf-8"?>
+<b:Sources xmlns:b="http://schemas.openxmlformats.org/officeDocument/2006/bibliography" xmlns="http://schemas.openxmlformats.org/officeDocument/2006/bibliography" SelectedStyle="\APASixthEditionOfficeOnline.xsl" StyleName="APA" Version="6"/>
+</file>
+
+<file path=customXml/itemProps1.xml><?xml version="1.0" encoding="utf-8"?>
+<ds:datastoreItem xmlns:ds="http://schemas.openxmlformats.org/officeDocument/2006/customXml" ds:itemID="{80ABF155-A2E6-40E9-BC63-22571AAB61B9}">
+  <ds:schemaRefs>
+    <ds:schemaRef ds:uri="http://schemas.openxmlformats.org/officeDocument/2006/bibliography"/>
+  </ds:schemaRefs>
+</ds:datastoreItem>
 </file>